--- a/(e)CRF/Per visite/Parallel - niet visitgebonden/43_Interviewgids management.docx
+++ b/(e)CRF/Per visite/Parallel - niet visitgebonden/43_Interviewgids management.docx
@@ -13157,9 +13157,6 @@
       <w:pPr>
         <w:spacing w:after="0" w:line="240" w:lineRule="auto"/>
       </w:pPr>
-      <w:r>
-        <w:separator/>
-      </w:r>
     </w:p>
   </w:endnote>
   <w:endnote w:type="continuationSeparator" w:id="0">
@@ -13167,9 +13164,6 @@
       <w:pPr>
         <w:spacing w:after="0" w:line="240" w:lineRule="auto"/>
       </w:pPr>
-      <w:r>
-        <w:continuationSeparator/>
-      </w:r>
     </w:p>
   </w:endnote>
   <w:endnote w:type="continuationNotice" w:id="1">
@@ -13193,144 +13187,113 @@
         <w:tab w:val="center" w:pos="5387"/>
         <w:tab w:val="right" w:pos="15309"/>
       </w:tabs>
+      <w:jc w:val="center"/>
     </w:pPr>
     <w:r>
       <w:rPr>
         <w:rFonts w:ascii="Arial" w:hAnsi="Arial" w:eastAsia="Arial" w:cs="Arial"/>
-        <w:noProof/>
-        <w:color w:val="24303B"/>
-        <w:lang w:val="en-GB"/>
-      </w:rPr>
-      <w:t xml:space="preserve">Interview guide </w:t>
+        <w:b w:val="0"/>
+        <w:color w:val="59636E"/>
+        <w:sz w:val="18"/>
+      </w:rPr>
+      <w:t xml:space="preserve">Pagina </w:t>
     </w:r>
     <w:r>
       <w:rPr>
         <w:rFonts w:ascii="Arial" w:hAnsi="Arial" w:eastAsia="Arial" w:cs="Arial"/>
-        <w:noProof/>
-        <w:color w:val="24303B"/>
-        <w:lang w:val="en-GB"/>
-      </w:rPr>
-      <w:t>management</w:t>
-    </w:r>
-    <w:r>
-      <w:rPr>
-        <w:rFonts w:ascii="Arial" w:hAnsi="Arial" w:eastAsia="Arial" w:cs="Arial"/>
-        <w:color w:val="24303B"/>
-        <w:lang w:val="en-GB"/>
-      </w:rPr>
-      <w:t xml:space="preserve"> </w:t>
-    </w:r>
-    <w:r>
-      <w:rPr>
-        <w:rFonts w:ascii="Arial" w:hAnsi="Arial" w:eastAsia="Arial" w:cs="Arial"/>
-        <w:color w:val="24303B"/>
-      </w:rPr>
-      <w:tab/>
-    </w:r>
-    <w:r>
-      <w:rPr>
-        <w:rFonts w:ascii="Arial" w:hAnsi="Arial" w:eastAsia="Arial" w:cs="Arial"/>
-        <w:color w:val="24303B"/>
-        <w:lang w:val="en-GB"/>
-      </w:rPr>
-      <w:t xml:space="preserve">p. </w:t>
-    </w:r>
-    <w:r>
-      <w:rPr>
-        <w:rFonts w:ascii="Arial" w:hAnsi="Arial" w:eastAsia="Arial" w:cs="Arial"/>
-        <w:b w:val="1"/>
-        <w:bCs w:val="1"/>
-        <w:color w:val="24303B"/>
+        <w:b w:val="0"/>
+        <w:color w:val="59636E"/>
+        <w:sz w:val="18"/>
       </w:rPr>
       <w:fldChar w:fldCharType="begin"/>
     </w:r>
     <w:r>
       <w:rPr>
         <w:rFonts w:ascii="Arial" w:hAnsi="Arial" w:eastAsia="Arial" w:cs="Arial"/>
-        <w:b w:val="1"/>
-        <w:bCs w:val="1"/>
-        <w:color w:val="24303B"/>
-        <w:lang w:val="en-GB"/>
-      </w:rPr>
-      <w:instrText xml:space="preserve">PAGE  \* Arabic  \* MERGEFORMAT</w:instrText>
+        <w:b w:val="0"/>
+        <w:color w:val="59636E"/>
+        <w:sz w:val="18"/>
+      </w:rPr>
+      <w:instrText xml:space="preserve"> PAGE </w:instrText>
     </w:r>
     <w:r>
       <w:rPr>
         <w:rFonts w:ascii="Arial" w:hAnsi="Arial" w:eastAsia="Arial" w:cs="Arial"/>
-        <w:b w:val="1"/>
-        <w:bCs w:val="1"/>
-        <w:color w:val="24303B"/>
+        <w:b w:val="0"/>
+        <w:color w:val="59636E"/>
+        <w:sz w:val="18"/>
       </w:rPr>
       <w:fldChar w:fldCharType="separate"/>
     </w:r>
     <w:r>
       <w:rPr>
         <w:rFonts w:ascii="Arial" w:hAnsi="Arial" w:eastAsia="Arial" w:cs="Arial"/>
-        <w:b w:val="1"/>
-        <w:bCs w:val="1"/>
-        <w:color w:val="24303B"/>
+        <w:b w:val="0"/>
+        <w:color w:val="59636E"/>
+        <w:sz w:val="18"/>
       </w:rPr>
       <w:t>1</w:t>
     </w:r>
     <w:r>
       <w:rPr>
         <w:rFonts w:ascii="Arial" w:hAnsi="Arial" w:eastAsia="Arial" w:cs="Arial"/>
-        <w:b w:val="1"/>
-        <w:bCs w:val="1"/>
-        <w:color w:val="24303B"/>
+        <w:b w:val="0"/>
+        <w:color w:val="59636E"/>
+        <w:sz w:val="18"/>
       </w:rPr>
       <w:fldChar w:fldCharType="end"/>
     </w:r>
     <w:r>
       <w:rPr>
         <w:rFonts w:ascii="Arial" w:hAnsi="Arial" w:eastAsia="Arial" w:cs="Arial"/>
-        <w:color w:val="24303B"/>
-        <w:lang w:val="nl-NL"/>
-      </w:rPr>
-      <w:t>/</w:t>
+        <w:b w:val="0"/>
+        <w:color w:val="59636E"/>
+        <w:sz w:val="18"/>
+      </w:rPr>
+      <w:t xml:space="preserve"> van </w:t>
     </w:r>
     <w:r>
       <w:rPr>
         <w:rFonts w:ascii="Arial" w:hAnsi="Arial" w:eastAsia="Arial" w:cs="Arial"/>
-        <w:b w:val="1"/>
-        <w:bCs w:val="1"/>
-        <w:color w:val="24303B"/>
+        <w:b w:val="0"/>
+        <w:color w:val="59636E"/>
+        <w:sz w:val="18"/>
       </w:rPr>
       <w:fldChar w:fldCharType="begin"/>
     </w:r>
     <w:r>
       <w:rPr>
         <w:rFonts w:ascii="Arial" w:hAnsi="Arial" w:eastAsia="Arial" w:cs="Arial"/>
-        <w:b w:val="1"/>
-        <w:bCs w:val="1"/>
-        <w:color w:val="24303B"/>
-      </w:rPr>
-      <w:instrText xml:space="preserve">NUMPAGES  \* Arabic  \* MERGEFORMAT</w:instrText>
+        <w:b w:val="0"/>
+        <w:color w:val="59636E"/>
+        <w:sz w:val="18"/>
+      </w:rPr>
+      <w:instrText xml:space="preserve"> NUMPAGES </w:instrText>
     </w:r>
     <w:r>
       <w:rPr>
         <w:rFonts w:ascii="Arial" w:hAnsi="Arial" w:eastAsia="Arial" w:cs="Arial"/>
-        <w:b w:val="1"/>
-        <w:bCs w:val="1"/>
-        <w:color w:val="24303B"/>
+        <w:b w:val="0"/>
+        <w:color w:val="59636E"/>
+        <w:sz w:val="18"/>
       </w:rPr>
       <w:fldChar w:fldCharType="separate"/>
     </w:r>
     <w:r>
       <w:rPr>
         <w:rFonts w:ascii="Arial" w:hAnsi="Arial" w:eastAsia="Arial" w:cs="Arial"/>
-        <w:b w:val="1"/>
-        <w:bCs w:val="1"/>
-        <w:color w:val="24303B"/>
-      </w:rPr>
-      <w:t>4</w:t>
+        <w:b w:val="0"/>
+        <w:color w:val="59636E"/>
+        <w:sz w:val="18"/>
+      </w:rPr>
+      <w:t>1</w:t>
     </w:r>
     <w:r>
       <w:rPr>
         <w:rFonts w:ascii="Arial" w:hAnsi="Arial" w:eastAsia="Arial" w:cs="Arial"/>
-        <w:b w:val="1"/>
-        <w:bCs w:val="1"/>
-        <w:color w:val="24303B"/>
+        <w:b w:val="0"/>
+        <w:color w:val="59636E"/>
+        <w:sz w:val="18"/>
       </w:rPr>
       <w:fldChar w:fldCharType="end"/>
     </w:r>
@@ -13345,9 +13308,6 @@
       <w:pPr>
         <w:spacing w:after="0" w:line="240" w:lineRule="auto"/>
       </w:pPr>
-      <w:r>
-        <w:separator/>
-      </w:r>
     </w:p>
   </w:footnote>
   <w:footnote w:type="continuationSeparator" w:id="0">
@@ -13355,9 +13315,6 @@
       <w:pPr>
         <w:spacing w:after="0" w:line="240" w:lineRule="auto"/>
       </w:pPr>
-      <w:r>
-        <w:continuationSeparator/>
-      </w:r>
     </w:p>
   </w:footnote>
   <w:footnote w:type="continuationNotice" w:id="1">
@@ -13435,7 +13392,17 @@
     <w:pPr>
       <w:pStyle w:val="Header"/>
       <w:bidi w:val="0"/>
+      <w:jc w:val="left"/>
     </w:pPr>
+    <w:r>
+      <w:rPr>
+        <w:rFonts w:ascii="Arial" w:hAnsi="Arial" w:eastAsia="Arial" w:cs="Arial"/>
+        <w:b w:val="0"/>
+        <w:color w:val="59636E"/>
+        <w:sz w:val="18"/>
+      </w:rPr>
+      <w:t>PARADISE (S71769) — eCRF 43: Interviewgids management</w:t>
+    </w:r>
   </w:p>
 </w:hdr>
 </file>

--- a/(e)CRF/Per visite/Parallel - niet visitgebonden/43_Interviewgids management.docx
+++ b/(e)CRF/Per visite/Parallel - niet visitgebonden/43_Interviewgids management.docx
@@ -13177,123 +13177,353 @@
 </file>
 
 <file path=word/footer1.xml><?xml version="1.0" encoding="utf-8"?>
-<w:ftr xmlns:wpc="http://schemas.microsoft.com/office/word/2010/wordprocessingCanvas" xmlns:cx="http://schemas.microsoft.com/office/drawing/2014/chartex" xmlns:cx1="http://schemas.microsoft.com/office/drawing/2015/9/8/chartex" xmlns:cx2="http://schemas.microsoft.com/office/drawing/2015/10/21/chartex" xmlns:cx3="http://schemas.microsoft.com/office/drawing/2016/5/9/chartex" xmlns:cx4="http://schemas.microsoft.com/office/drawing/2016/5/10/chartex" xmlns:cx5="http://schemas.microsoft.com/office/drawing/2016/5/11/chartex" xmlns:cx6="http://schemas.microsoft.com/office/drawing/2016/5/12/chartex" xmlns:cx7="http://schemas.microsoft.com/office/drawing/2016/5/13/chartex" xmlns:cx8="http://schemas.microsoft.com/office/drawing/2016/5/14/chartex" xmlns:mc="http://schemas.openxmlformats.org/markup-compatibility/2006" xmlns:aink="http://schemas.microsoft.com/office/drawing/2016/ink" xmlns:am3d="http://schemas.microsoft.com/office/drawing/2017/model3d" xmlns:o="urn:schemas-microsoft-com:office:office" xmlns:oel="http://schemas.microsoft.com/office/2019/extlst" xmlns:r="http://schemas.openxmlformats.org/officeDocument/2006/relationships" xmlns:m="http://schemas.openxmlformats.org/officeDocument/2006/math" xmlns:v="urn:schemas-microsoft-com:vml" xmlns:wp14="http://schemas.microsoft.com/office/word/2010/wordprocessingDrawing" xmlns:wp="http://schemas.openxmlformats.org/drawingml/2006/wordprocessingDrawing" xmlns:w10="urn:schemas-microsoft-com:office:word" xmlns:w="http://schemas.openxmlformats.org/wordprocessingml/2006/main" xmlns:w14="http://schemas.microsoft.com/office/word/2010/wordml" xmlns:w15="http://schemas.microsoft.com/office/word/2012/wordml" xmlns:w16cex="http://schemas.microsoft.com/office/word/2018/wordml/cex" xmlns:w16cid="http://schemas.microsoft.com/office/word/2016/wordml/cid" xmlns:w16="http://schemas.microsoft.com/office/word/2018/wordml" xmlns:w16du="http://schemas.microsoft.com/office/word/2023/wordml/word16du" xmlns:w16sdtdh="http://schemas.microsoft.com/office/word/2020/wordml/sdtdatahash" xmlns:w16sdtfl="http://schemas.microsoft.com/office/word/2024/wordml/sdtformatlock" xmlns:w16se="http://schemas.microsoft.com/office/word/2015/wordml/symex" xmlns:wpg="http://schemas.microsoft.com/office/word/2010/wordprocessingGroup" xmlns:wpi="http://schemas.microsoft.com/office/word/2010/wordprocessingInk" xmlns:wne="http://schemas.microsoft.com/office/word/2006/wordml" xmlns:wps="http://schemas.microsoft.com/office/word/2010/wordprocessingShape" xmlns:a="http://schemas.openxmlformats.org/drawingml/2006/main" xmlns:pic="http://schemas.openxmlformats.org/drawingml/2006/picture" xmlns:a14="http://schemas.microsoft.com/office/drawing/2010/main" mc:Ignorable="w14 w15 w16se w16cid w16 w16cex w16sdtdh w16sdtfl w16du wp14">
+<w:ftr xmlns:wpc="http://schemas.microsoft.com/office/word/2010/wordprocessingCanvas" xmlns:cx="http://schemas.microsoft.com/office/drawing/2014/chartex" xmlns:cx1="http://schemas.microsoft.com/office/drawing/2015/9/8/chartex" xmlns:cx2="http://schemas.microsoft.com/office/drawing/2015/10/21/chartex" xmlns:cx3="http://schemas.microsoft.com/office/drawing/2016/5/9/chartex" xmlns:cx4="http://schemas.microsoft.com/office/drawing/2016/5/10/chartex" xmlns:cx5="http://schemas.microsoft.com/office/drawing/2016/5/11/chartex" xmlns:cx6="http://schemas.microsoft.com/office/drawing/2016/5/12/chartex" xmlns:cx7="http://schemas.microsoft.com/office/drawing/2016/5/13/chartex" xmlns:cx8="http://schemas.microsoft.com/office/drawing/2016/5/14/chartex" xmlns:mc="http://schemas.openxmlformats.org/markup-compatibility/2006" xmlns:aink="http://schemas.microsoft.com/office/drawing/2016/ink" xmlns:am3d="http://schemas.microsoft.com/office/drawing/2017/model3d" xmlns:o="urn:schemas-microsoft-com:office:office" xmlns:oel="http://schemas.microsoft.com/office/2019/extlst" xmlns:r="http://schemas.openxmlformats.org/officeDocument/2006/relationships" xmlns:m="http://schemas.openxmlformats.org/officeDocument/2006/math" xmlns:v="urn:schemas-microsoft-com:vml" xmlns:wp14="http://schemas.microsoft.com/office/word/2010/wordprocessingDrawing" xmlns:wp="http://schemas.openxmlformats.org/drawingml/2006/wordprocessingDrawing" xmlns:w10="urn:schemas-microsoft-com:office:word" xmlns:w="http://schemas.openxmlformats.org/wordprocessingml/2006/main" xmlns:w14="http://schemas.microsoft.com/office/word/2010/wordml" xmlns:w15="http://schemas.microsoft.com/office/word/2012/wordml" xmlns:w16cex="http://schemas.microsoft.com/office/word/2018/wordml/cex" xmlns:w16cid="http://schemas.microsoft.com/office/word/2016/wordml/cid" xmlns:w16="http://schemas.microsoft.com/office/word/2018/wordml" xmlns:w16du="http://schemas.microsoft.com/office/word/2023/wordml/word16du" xmlns:w16sdtdh="http://schemas.microsoft.com/office/word/2020/wordml/sdtdatahash" xmlns:w16sdtfl="http://schemas.microsoft.com/office/word/2024/wordml/sdtformatlock" xmlns:w16se="http://schemas.microsoft.com/office/word/2015/wordml/symex" xmlns:wpg="http://schemas.microsoft.com/office/word/2010/wordprocessingGroup" xmlns:wpi="http://schemas.microsoft.com/office/word/2010/wordprocessingInk" xmlns:wne="http://schemas.microsoft.com/office/word/2006/wordml" xmlns:wps="http://schemas.microsoft.com/office/word/2010/wordprocessingShape" mc:Ignorable="w14 w15 w16se w16cid w16 w16cex w16sdtdh w16sdtfl w16du wp14">
   <w:p>
     <w:pPr>
-      <w:pStyle w:val="Footer"/>
-      <w:tabs>
-        <w:tab w:val="clear" w:pos="4536"/>
-        <w:tab w:val="clear" w:pos="9072"/>
-        <w:tab w:val="center" w:pos="5387"/>
-        <w:tab w:val="right" w:pos="15309"/>
-      </w:tabs>
-      <w:jc w:val="center"/>
+      <w:pBdr>
+        <w:top w:val="single" w:sz="6" w:space="6" w:color="C4CED8"/>
+      </w:pBdr>
     </w:pPr>
     <w:r>
       <w:rPr>
-        <w:rFonts w:ascii="Arial" w:hAnsi="Arial" w:eastAsia="Arial" w:cs="Arial"/>
-        <w:b w:val="0"/>
-        <w:color w:val="59636E"/>
-        <w:sz w:val="18"/>
-      </w:rPr>
-      <w:t xml:space="preserve">Pagina </w:t>
+        <w:noProof/>
+      </w:rPr>
+      <w:drawing>
+        <wp:anchor distT="0" distB="0" distL="114300" distR="114300" simplePos="0" relativeHeight="251659264" behindDoc="0" locked="0" layoutInCell="1" allowOverlap="1" wp14:anchorId="4A8142CD" wp14:editId="6CB4EA88">
+          <wp:simplePos x="0" y="0"/>
+          <wp:positionH relativeFrom="column">
+            <wp:posOffset>5527362</wp:posOffset>
+          </wp:positionH>
+          <wp:positionV relativeFrom="paragraph">
+            <wp:posOffset>66098</wp:posOffset>
+          </wp:positionV>
+          <wp:extent cx="1272540" cy="484505"/>
+          <wp:effectExtent l="0" t="0" r="3810" b="0"/>
+          <wp:wrapSquare wrapText="bothSides"/>
+          <wp:docPr id="1206673644" name="Afbeelding 7"/>
+          <wp:cNvGraphicFramePr>
+            <a:graphicFrameLocks xmlns:a="http://schemas.openxmlformats.org/drawingml/2006/main" noChangeAspect="1"/>
+          </wp:cNvGraphicFramePr>
+          <a:graphic xmlns:a="http://schemas.openxmlformats.org/drawingml/2006/main">
+            <a:graphicData uri="http://schemas.openxmlformats.org/drawingml/2006/picture">
+              <pic:pic xmlns:pic="http://schemas.openxmlformats.org/drawingml/2006/picture">
+                <pic:nvPicPr>
+                  <pic:cNvPr id="1340115081" name="Afbeelding 1340115081"/>
+                  <pic:cNvPicPr/>
+                </pic:nvPicPr>
+                <pic:blipFill rotWithShape="1">
+                  <a:blip r:embed="rIdTplImgC">
+                    <a:extLst>
+                      <a:ext uri="{28A0092B-C50C-407E-A947-70E740481C1C}">
+                        <a14:useLocalDpi xmlns:a14="http://schemas.microsoft.com/office/drawing/2010/main" val="0"/>
+                      </a:ext>
+                    </a:extLst>
+                  </a:blip>
+                  <a:srcRect l="8409" t="28983" b="36048"/>
+                  <a:stretch>
+                    <a:fillRect/>
+                  </a:stretch>
+                </pic:blipFill>
+                <pic:spPr bwMode="auto">
+                  <a:xfrm>
+                    <a:off x="0" y="0"/>
+                    <a:ext cx="1272540" cy="484505"/>
+                  </a:xfrm>
+                  <a:prstGeom prst="rect">
+                    <a:avLst/>
+                  </a:prstGeom>
+                  <a:ln>
+                    <a:noFill/>
+                  </a:ln>
+                  <a:extLst>
+                    <a:ext uri="{53640926-AAD7-44D8-BBD7-CCE9431645EC}">
+                      <a14:shadowObscured xmlns:a14="http://schemas.microsoft.com/office/drawing/2010/main"/>
+                    </a:ext>
+                  </a:extLst>
+                </pic:spPr>
+              </pic:pic>
+            </a:graphicData>
+          </a:graphic>
+          <wp14:sizeRelH relativeFrom="page">
+            <wp14:pctWidth>0</wp14:pctWidth>
+          </wp14:sizeRelH>
+          <wp14:sizeRelV relativeFrom="page">
+            <wp14:pctHeight>0</wp14:pctHeight>
+          </wp14:sizeRelV>
+        </wp:anchor>
+      </w:drawing>
     </w:r>
     <w:r>
       <w:rPr>
-        <w:rFonts w:ascii="Arial" w:hAnsi="Arial" w:eastAsia="Arial" w:cs="Arial"/>
-        <w:b w:val="0"/>
         <w:color w:val="59636E"/>
-        <w:sz w:val="18"/>
+        <w:sz w:val="16"/>
+        <w:szCs w:val="16"/>
+      </w:rPr>
+      <w:t>PARADISE-</w:t>
+    </w:r>
+    <w:proofErr w:type="gramStart"/>
+    <w:r>
+      <w:rPr>
+        <w:color w:val="59636E"/>
+        <w:sz w:val="16"/>
+        <w:szCs w:val="16"/>
+      </w:rPr>
+      <w:t>studie  ·</w:t>
+    </w:r>
+    <w:proofErr w:type="gramEnd"/>
+    <w:r>
+      <w:rPr>
+        <w:color w:val="59636E"/>
+        <w:sz w:val="16"/>
+        <w:szCs w:val="16"/>
+      </w:rPr>
+      <w:t xml:space="preserve">  eCRF 43: Interviewgids management </w:t>
+    </w:r>
+    <w:proofErr w:type="gramStart"/>
+    <w:r>
+      <w:rPr>
+        <w:color w:val="59636E"/>
+        <w:sz w:val="16"/>
+        <w:szCs w:val="16"/>
+      </w:rPr>
+      <w:t>·</w:t>
+    </w:r>
+    <w:proofErr w:type="gramEnd"/>
+    <w:r>
+      <w:rPr>
+        <w:color w:val="59636E"/>
+        <w:sz w:val="16"/>
+        <w:szCs w:val="16"/>
+      </w:rPr>
+      <w:t xml:space="preserve">  Versie </w:t>
+    </w:r>
+    <w:proofErr w:type="gramStart"/>
+    <w:r>
+      <w:rPr>
+        <w:i/>
+        <w:iCs/>
+        <w:color w:val="59636E"/>
+        <w:sz w:val="16"/>
+        <w:szCs w:val="16"/>
+      </w:rPr>
+      <w:t xml:space="preserve">[ </w:t>
+    </w:r>
+    <w:r>
+      <w:rPr>
+        <w:i/>
+        <w:iCs/>
+        <w:color w:val="59636E"/>
+        <w:sz w:val="16"/>
+        <w:szCs w:val="16"/>
+      </w:rPr>
+      <w:t>1.0</w:t>
+    </w:r>
+    <w:proofErr w:type="gramEnd"/>
+    <w:r>
+      <w:rPr>
+        <w:i/>
+        <w:iCs/>
+        <w:color w:val="59636E"/>
+        <w:sz w:val="16"/>
+        <w:szCs w:val="16"/>
+      </w:rPr>
+      <w:t xml:space="preserve"> </w:t>
+    </w:r>
+    <w:proofErr w:type="gramStart"/>
+    <w:r>
+      <w:rPr>
+        <w:i/>
+        <w:iCs/>
+        <w:color w:val="59636E"/>
+        <w:sz w:val="16"/>
+        <w:szCs w:val="16"/>
+      </w:rPr>
+      <w:t>]</w:t>
+    </w:r>
+    <w:r>
+      <w:rPr>
+        <w:color w:val="59636E"/>
+        <w:sz w:val="16"/>
+        <w:szCs w:val="16"/>
+      </w:rPr>
+      <w:t xml:space="preserve">  ·</w:t>
+    </w:r>
+    <w:proofErr w:type="gramEnd"/>
+    <w:r>
+      <w:rPr>
+        <w:color w:val="59636E"/>
+        <w:sz w:val="16"/>
+        <w:szCs w:val="16"/>
+      </w:rPr>
+      <w:t xml:space="preserve">  </w:t>
+    </w:r>
+    <w:proofErr w:type="gramStart"/>
+    <w:r>
+      <w:rPr>
+        <w:i/>
+        <w:iCs/>
+        <w:color w:val="59636E"/>
+        <w:sz w:val="16"/>
+        <w:szCs w:val="16"/>
+      </w:rPr>
+      <w:t xml:space="preserve">[ </w:t>
+    </w:r>
+    <w:r>
+      <w:rPr>
+        <w:i/>
+        <w:iCs/>
+        <w:color w:val="59636E"/>
+        <w:sz w:val="16"/>
+        <w:szCs w:val="16"/>
+      </w:rPr>
+      <w:t>27</w:t>
+    </w:r>
+    <w:proofErr w:type="gramEnd"/>
+    <w:r>
+      <w:rPr>
+        <w:i/>
+        <w:iCs/>
+        <w:color w:val="59636E"/>
+        <w:sz w:val="16"/>
+        <w:szCs w:val="16"/>
+      </w:rPr>
+      <w:t>/07/</w:t>
+    </w:r>
+    <w:proofErr w:type="gramStart"/>
+    <w:r>
+      <w:rPr>
+        <w:i/>
+        <w:iCs/>
+        <w:color w:val="59636E"/>
+        <w:sz w:val="16"/>
+        <w:szCs w:val="16"/>
+      </w:rPr>
+      <w:t>2026</w:t>
+    </w:r>
+    <w:r>
+      <w:rPr>
+        <w:i/>
+        <w:iCs/>
+        <w:color w:val="59636E"/>
+        <w:sz w:val="16"/>
+        <w:szCs w:val="16"/>
+      </w:rPr>
+      <w:t xml:space="preserve"> ]</w:t>
+    </w:r>
+    <w:proofErr w:type="gramEnd"/>
+    <w:r>
+      <w:rPr>
+        <w:color w:val="59636E"/>
+        <w:sz w:val="16"/>
+        <w:szCs w:val="16"/>
+      </w:rPr>
+      <w:t xml:space="preserve">  </w:t>
+    </w:r>
+    <w:proofErr w:type="gramStart"/>
+    <w:r>
+      <w:rPr>
+        <w:color w:val="59636E"/>
+        <w:sz w:val="16"/>
+        <w:szCs w:val="16"/>
+      </w:rPr>
+      <w:t>·  Pagina</w:t>
+    </w:r>
+    <w:proofErr w:type="gramEnd"/>
+    <w:r>
+      <w:rPr>
+        <w:color w:val="59636E"/>
+        <w:sz w:val="16"/>
+        <w:szCs w:val="16"/>
+      </w:rPr>
+      <w:t xml:space="preserve"> </w:t>
+    </w:r>
+    <w:r>
+      <w:rPr>
+        <w:color w:val="59636E"/>
+        <w:sz w:val="16"/>
+        <w:szCs w:val="16"/>
       </w:rPr>
       <w:fldChar w:fldCharType="begin"/>
     </w:r>
     <w:r>
       <w:rPr>
-        <w:rFonts w:ascii="Arial" w:hAnsi="Arial" w:eastAsia="Arial" w:cs="Arial"/>
-        <w:b w:val="0"/>
         <w:color w:val="59636E"/>
-        <w:sz w:val="18"/>
-      </w:rPr>
-      <w:instrText xml:space="preserve"> PAGE </w:instrText>
+        <w:sz w:val="16"/>
+        <w:szCs w:val="16"/>
+      </w:rPr>
+      <w:instrText>PAGE</w:instrText>
     </w:r>
     <w:r>
       <w:rPr>
-        <w:rFonts w:ascii="Arial" w:hAnsi="Arial" w:eastAsia="Arial" w:cs="Arial"/>
-        <w:b w:val="0"/>
         <w:color w:val="59636E"/>
-        <w:sz w:val="18"/>
+        <w:sz w:val="16"/>
+        <w:szCs w:val="16"/>
       </w:rPr>
       <w:fldChar w:fldCharType="separate"/>
     </w:r>
     <w:r>
       <w:rPr>
-        <w:rFonts w:ascii="Arial" w:hAnsi="Arial" w:eastAsia="Arial" w:cs="Arial"/>
-        <w:b w:val="0"/>
+        <w:noProof/>
         <w:color w:val="59636E"/>
-        <w:sz w:val="18"/>
+        <w:sz w:val="16"/>
+        <w:szCs w:val="16"/>
       </w:rPr>
       <w:t>1</w:t>
     </w:r>
     <w:r>
       <w:rPr>
-        <w:rFonts w:ascii="Arial" w:hAnsi="Arial" w:eastAsia="Arial" w:cs="Arial"/>
-        <w:b w:val="0"/>
         <w:color w:val="59636E"/>
-        <w:sz w:val="18"/>
+        <w:sz w:val="16"/>
+        <w:szCs w:val="16"/>
       </w:rPr>
       <w:fldChar w:fldCharType="end"/>
     </w:r>
     <w:r>
       <w:rPr>
-        <w:rFonts w:ascii="Arial" w:hAnsi="Arial" w:eastAsia="Arial" w:cs="Arial"/>
-        <w:b w:val="0"/>
         <w:color w:val="59636E"/>
-        <w:sz w:val="18"/>
+        <w:sz w:val="16"/>
+        <w:szCs w:val="16"/>
       </w:rPr>
       <w:t xml:space="preserve"> van </w:t>
     </w:r>
     <w:r>
       <w:rPr>
-        <w:rFonts w:ascii="Arial" w:hAnsi="Arial" w:eastAsia="Arial" w:cs="Arial"/>
-        <w:b w:val="0"/>
         <w:color w:val="59636E"/>
-        <w:sz w:val="18"/>
+        <w:sz w:val="16"/>
+        <w:szCs w:val="16"/>
       </w:rPr>
       <w:fldChar w:fldCharType="begin"/>
     </w:r>
     <w:r>
       <w:rPr>
-        <w:rFonts w:ascii="Arial" w:hAnsi="Arial" w:eastAsia="Arial" w:cs="Arial"/>
-        <w:b w:val="0"/>
         <w:color w:val="59636E"/>
-        <w:sz w:val="18"/>
-      </w:rPr>
-      <w:instrText xml:space="preserve"> NUMPAGES </w:instrText>
+        <w:sz w:val="16"/>
+        <w:szCs w:val="16"/>
+      </w:rPr>
+      <w:instrText>NUMPAGES</w:instrText>
     </w:r>
     <w:r>
       <w:rPr>
-        <w:rFonts w:ascii="Arial" w:hAnsi="Arial" w:eastAsia="Arial" w:cs="Arial"/>
-        <w:b w:val="0"/>
         <w:color w:val="59636E"/>
-        <w:sz w:val="18"/>
+        <w:sz w:val="16"/>
+        <w:szCs w:val="16"/>
       </w:rPr>
       <w:fldChar w:fldCharType="separate"/>
     </w:r>
     <w:r>
       <w:rPr>
-        <w:rFonts w:ascii="Arial" w:hAnsi="Arial" w:eastAsia="Arial" w:cs="Arial"/>
-        <w:b w:val="0"/>
+        <w:noProof/>
         <w:color w:val="59636E"/>
-        <w:sz w:val="18"/>
-      </w:rPr>
-      <w:t>1</w:t>
+        <w:sz w:val="16"/>
+        <w:szCs w:val="16"/>
+      </w:rPr>
+      <w:t>2</w:t>
     </w:r>
     <w:r>
       <w:rPr>
-        <w:rFonts w:ascii="Arial" w:hAnsi="Arial" w:eastAsia="Arial" w:cs="Arial"/>
-        <w:b w:val="0"/>
         <w:color w:val="59636E"/>
-        <w:sz w:val="18"/>
+        <w:sz w:val="16"/>
+        <w:szCs w:val="16"/>
       </w:rPr>
       <w:fldChar w:fldCharType="end"/>
     </w:r>

--- a/(e)CRF/Per visite/Parallel - niet visitgebonden/43_Interviewgids management.docx
+++ b/(e)CRF/Per visite/Parallel - niet visitgebonden/43_Interviewgids management.docx
@@ -13192,7 +13192,7 @@
         <wp:anchor distT="0" distB="0" distL="114300" distR="114300" simplePos="0" relativeHeight="251659264" behindDoc="0" locked="0" layoutInCell="1" allowOverlap="1" wp14:anchorId="4A8142CD" wp14:editId="6CB4EA88">
           <wp:simplePos x="0" y="0"/>
           <wp:positionH relativeFrom="column">
-            <wp:posOffset>5527362</wp:posOffset>
+            <wp:posOffset>5351825</wp:posOffset>
           </wp:positionH>
           <wp:positionV relativeFrom="paragraph">
             <wp:posOffset>66098</wp:posOffset>
